--- a/cases/사실관계확인_사후관리_안내문.docx
+++ b/cases/사실관계확인_사후관리_안내문.docx
@@ -1445,7 +1445,12 @@
     </w:p>
     <w:p>
       <w:pPr>
-        <w:spacing w:after="80" w:before="280" w:line="288"/>
+        <w:pBdr>
+          <w:top w:val="single" w:color="BFBFBF" w:sz="4" w:space="4"/>
+          <w:bottom w:val="single" w:color="BFBFBF" w:sz="4" w:space="4"/>
+        </w:pBdr>
+        <w:shd w:fill="F2F2F2" w:color="auto" w:val="clear"/>
+        <w:spacing w:after="80" w:before="280"/>
         <w:jc w:val="center"/>
       </w:pPr>
       <w:r>
@@ -1453,31 +1458,15 @@
           <w:rFonts w:ascii="맑은 고딕" w:cs="맑은 고딕" w:eastAsia="맑은 고딕" w:hAnsi="맑은 고딕"/>
           <w:b/>
           <w:bCs/>
-          <w:sz w:val="20"/>
-          <w:szCs w:val="20"/>
-        </w:rPr>
-        <w:t xml:space="preserve">위 사실관계가 사실과 같음을 확인합니다.</w:t>
-      </w:r>
-    </w:p>
-    <w:p>
-      <w:pPr>
-        <w:spacing w:after="240" w:before="200"/>
-        <w:jc w:val="center"/>
-      </w:pPr>
-      <w:r>
-        <w:rPr>
-          <w:rFonts w:ascii="맑은 고딕" w:cs="맑은 고딕" w:eastAsia="맑은 고딕" w:hAnsi="맑은 고딕"/>
-          <w:b w:val="false"/>
-          <w:bCs w:val="false"/>
           <w:sz w:val="21"/>
           <w:szCs w:val="21"/>
         </w:rPr>
-        <w:t xml:space="preserve">2026년  10월        일</w:t>
-      </w:r>
-    </w:p>
-    <w:p>
-      <w:pPr>
-        <w:spacing w:after="160" w:before="0" w:line="288"/>
+        <w:t xml:space="preserve">위 내용을 확인하신 후, 이 메일에 "확인하였음"이라고 회신해 주시기 바랍니다.</w:t>
+      </w:r>
+    </w:p>
+    <w:p>
+      <w:pPr>
+        <w:spacing w:after="80" w:before="280"/>
         <w:jc w:val="right"/>
       </w:pPr>
       <w:r>
@@ -1485,26 +1474,10 @@
           <w:rFonts w:ascii="맑은 고딕" w:cs="맑은 고딕" w:eastAsia="맑은 고딕" w:hAnsi="맑은 고딕"/>
           <w:b w:val="false"/>
           <w:bCs w:val="false"/>
-          <w:sz w:val="20"/>
-          <w:szCs w:val="20"/>
-        </w:rPr>
-        <w:t xml:space="preserve">양도인   김 일 태   (서명 또는 인)</w:t>
-      </w:r>
-    </w:p>
-    <w:p>
-      <w:pPr>
-        <w:spacing w:after="160" w:before="0" w:line="288"/>
-        <w:jc w:val="right"/>
-      </w:pPr>
-      <w:r>
-        <w:rPr>
-          <w:rFonts w:ascii="맑은 고딕" w:cs="맑은 고딕" w:eastAsia="맑은 고딕" w:hAnsi="맑은 고딕"/>
-          <w:b w:val="false"/>
-          <w:bCs w:val="false"/>
-          <w:sz w:val="20"/>
-          <w:szCs w:val="20"/>
-        </w:rPr>
-        <w:t xml:space="preserve">양도인   박 옥 주   (서명 또는 인)</w:t>
+          <w:sz w:val="21"/>
+          <w:szCs w:val="21"/>
+        </w:rPr>
+        <w:t xml:space="preserve">2026년 10월</w:t>
       </w:r>
     </w:p>
     <w:p>
@@ -1515,12 +1488,12 @@
       <w:r>
         <w:rPr>
           <w:rFonts w:ascii="맑은 고딕" w:cs="맑은 고딕" w:eastAsia="맑은 고딕" w:hAnsi="맑은 고딕"/>
-          <w:b w:val="false"/>
-          <w:bCs w:val="false"/>
-          <w:sz w:val="20"/>
-          <w:szCs w:val="20"/>
-        </w:rPr>
-        <w:t xml:space="preserve">세무대리인   선영회계법인  공인회계사  이 준 호   (서명 또는 인)</w:t>
+          <w:b/>
+          <w:bCs/>
+          <w:sz w:val="20"/>
+          <w:szCs w:val="20"/>
+        </w:rPr>
+        <w:t xml:space="preserve">선영회계법인  공인회계사  이준호</w:t>
       </w:r>
     </w:p>
     <w:sectPr>

--- a/cases/사실관계확인_사후관리_안내문.docx
+++ b/cases/사실관계확인_사후관리_안내문.docx
@@ -12,8 +12,8 @@
           <w:rFonts w:ascii="맑은 고딕" w:cs="맑은 고딕" w:eastAsia="맑은 고딕" w:hAnsi="맑은 고딕"/>
           <w:b/>
           <w:bCs/>
-          <w:sz w:val="30"/>
-          <w:szCs w:val="30"/>
+          <w:sz w:val="28"/>
+          <w:szCs w:val="28"/>
         </w:rPr>
         <w:t xml:space="preserve">양도소득세 신고 관련 사실관계 확인 및 사후관리 안내문</w:t>
       </w:r>
@@ -26,9 +26,6 @@
       <w:r>
         <w:rPr>
           <w:rFonts w:ascii="맑은 고딕" w:cs="맑은 고딕" w:eastAsia="맑은 고딕" w:hAnsi="맑은 고딕"/>
-          <w:b w:val="false"/>
-          <w:bCs w:val="false"/>
-          <w:color w:val="555555"/>
           <w:sz w:val="20"/>
           <w:szCs w:val="20"/>
         </w:rPr>
@@ -43,8 +40,6 @@
       <w:r>
         <w:rPr>
           <w:rFonts w:ascii="맑은 고딕" w:cs="맑은 고딕" w:eastAsia="맑은 고딕" w:hAnsi="맑은 고딕"/>
-          <w:b w:val="false"/>
-          <w:bCs w:val="false"/>
           <w:sz w:val="20"/>
           <w:szCs w:val="20"/>
         </w:rPr>
@@ -53,19 +48,15 @@
     </w:p>
     <w:p>
       <w:pPr>
-        <w:pBdr>
-          <w:bottom w:val="single" w:color="1F4E79" w:sz="6" w:space="2"/>
-        </w:pBdr>
-        <w:spacing w:after="100" w:before="240"/>
+        <w:spacing w:after="80" w:before="220"/>
       </w:pPr>
       <w:r>
         <w:rPr>
           <w:rFonts w:ascii="맑은 고딕" w:cs="맑은 고딕" w:eastAsia="맑은 고딕" w:hAnsi="맑은 고딕"/>
           <w:b/>
           <w:bCs/>
-          <w:color w:val="1F4E79"/>
-          <w:sz w:val="23"/>
-          <w:szCs w:val="23"/>
+          <w:sz w:val="21"/>
+          <w:szCs w:val="21"/>
         </w:rPr>
         <w:t xml:space="preserve">1. 거래 개요</w:t>
       </w:r>
@@ -90,7 +81,6 @@
         <w:tc>
           <w:tcPr>
             <w:tcW w:type="dxa" w:w="2200"/>
-            <w:shd w:fill="DCE6F1" w:color="auto" w:val="clear"/>
             <w:tcMar>
               <w:top w:type="dxa" w:w="60"/>
               <w:left w:type="dxa" w:w="100"/>
@@ -105,8 +95,6 @@
             <w:r>
               <w:rPr>
                 <w:rFonts w:ascii="맑은 고딕" w:cs="맑은 고딕" w:eastAsia="맑은 고딕" w:hAnsi="맑은 고딕"/>
-                <w:b/>
-                <w:bCs/>
                 <w:sz w:val="19"/>
                 <w:szCs w:val="19"/>
               </w:rPr>
@@ -117,7 +105,6 @@
         <w:tc>
           <w:tcPr>
             <w:tcW w:type="dxa" w:w="7160"/>
-            <w:shd w:fill="DCE6F1" w:color="auto" w:val="clear"/>
             <w:tcMar>
               <w:top w:type="dxa" w:w="60"/>
               <w:left w:type="dxa" w:w="100"/>
@@ -132,8 +119,6 @@
             <w:r>
               <w:rPr>
                 <w:rFonts w:ascii="맑은 고딕" w:cs="맑은 고딕" w:eastAsia="맑은 고딕" w:hAnsi="맑은 고딕"/>
-                <w:b/>
-                <w:bCs/>
                 <w:sz w:val="19"/>
                 <w:szCs w:val="19"/>
               </w:rPr>
@@ -160,8 +145,6 @@
             <w:r>
               <w:rPr>
                 <w:rFonts w:ascii="맑은 고딕" w:cs="맑은 고딕" w:eastAsia="맑은 고딕" w:hAnsi="맑은 고딕"/>
-                <w:b w:val="false"/>
-                <w:bCs w:val="false"/>
                 <w:sz w:val="19"/>
                 <w:szCs w:val="19"/>
               </w:rPr>
@@ -186,8 +169,6 @@
             <w:r>
               <w:rPr>
                 <w:rFonts w:ascii="맑은 고딕" w:cs="맑은 고딕" w:eastAsia="맑은 고딕" w:hAnsi="맑은 고딕"/>
-                <w:b w:val="false"/>
-                <w:bCs w:val="false"/>
                 <w:sz w:val="19"/>
                 <w:szCs w:val="19"/>
               </w:rPr>
@@ -214,8 +195,6 @@
             <w:r>
               <w:rPr>
                 <w:rFonts w:ascii="맑은 고딕" w:cs="맑은 고딕" w:eastAsia="맑은 고딕" w:hAnsi="맑은 고딕"/>
-                <w:b w:val="false"/>
-                <w:bCs w:val="false"/>
                 <w:sz w:val="19"/>
                 <w:szCs w:val="19"/>
               </w:rPr>
@@ -240,8 +219,6 @@
             <w:r>
               <w:rPr>
                 <w:rFonts w:ascii="맑은 고딕" w:cs="맑은 고딕" w:eastAsia="맑은 고딕" w:hAnsi="맑은 고딕"/>
-                <w:b w:val="false"/>
-                <w:bCs w:val="false"/>
                 <w:sz w:val="19"/>
                 <w:szCs w:val="19"/>
               </w:rPr>
@@ -268,8 +245,6 @@
             <w:r>
               <w:rPr>
                 <w:rFonts w:ascii="맑은 고딕" w:cs="맑은 고딕" w:eastAsia="맑은 고딕" w:hAnsi="맑은 고딕"/>
-                <w:b w:val="false"/>
-                <w:bCs w:val="false"/>
                 <w:sz w:val="19"/>
                 <w:szCs w:val="19"/>
               </w:rPr>
@@ -294,8 +269,6 @@
             <w:r>
               <w:rPr>
                 <w:rFonts w:ascii="맑은 고딕" w:cs="맑은 고딕" w:eastAsia="맑은 고딕" w:hAnsi="맑은 고딕"/>
-                <w:b w:val="false"/>
-                <w:bCs w:val="false"/>
                 <w:sz w:val="19"/>
                 <w:szCs w:val="19"/>
               </w:rPr>
@@ -322,8 +295,6 @@
             <w:r>
               <w:rPr>
                 <w:rFonts w:ascii="맑은 고딕" w:cs="맑은 고딕" w:eastAsia="맑은 고딕" w:hAnsi="맑은 고딕"/>
-                <w:b w:val="false"/>
-                <w:bCs w:val="false"/>
                 <w:sz w:val="19"/>
                 <w:szCs w:val="19"/>
               </w:rPr>
@@ -348,8 +319,6 @@
             <w:r>
               <w:rPr>
                 <w:rFonts w:ascii="맑은 고딕" w:cs="맑은 고딕" w:eastAsia="맑은 고딕" w:hAnsi="맑은 고딕"/>
-                <w:b w:val="false"/>
-                <w:bCs w:val="false"/>
                 <w:sz w:val="19"/>
                 <w:szCs w:val="19"/>
               </w:rPr>
@@ -376,8 +345,6 @@
             <w:r>
               <w:rPr>
                 <w:rFonts w:ascii="맑은 고딕" w:cs="맑은 고딕" w:eastAsia="맑은 고딕" w:hAnsi="맑은 고딕"/>
-                <w:b w:val="false"/>
-                <w:bCs w:val="false"/>
                 <w:sz w:val="19"/>
                 <w:szCs w:val="19"/>
               </w:rPr>
@@ -402,8 +369,6 @@
             <w:r>
               <w:rPr>
                 <w:rFonts w:ascii="맑은 고딕" w:cs="맑은 고딕" w:eastAsia="맑은 고딕" w:hAnsi="맑은 고딕"/>
-                <w:b w:val="false"/>
-                <w:bCs w:val="false"/>
                 <w:sz w:val="19"/>
                 <w:szCs w:val="19"/>
               </w:rPr>
@@ -415,19 +380,15 @@
     </w:tbl>
     <w:p>
       <w:pPr>
-        <w:pBdr>
-          <w:bottom w:val="single" w:color="1F4E79" w:sz="6" w:space="2"/>
-        </w:pBdr>
-        <w:spacing w:after="100" w:before="240"/>
+        <w:spacing w:after="80" w:before="220"/>
       </w:pPr>
       <w:r>
         <w:rPr>
           <w:rFonts w:ascii="맑은 고딕" w:cs="맑은 고딕" w:eastAsia="맑은 고딕" w:hAnsi="맑은 고딕"/>
           <w:b/>
           <w:bCs/>
-          <w:color w:val="1F4E79"/>
-          <w:sz w:val="23"/>
-          <w:szCs w:val="23"/>
+          <w:sz w:val="21"/>
+          <w:szCs w:val="21"/>
         </w:rPr>
         <w:t xml:space="preserve">2. 확인된 사실관계</w:t>
       </w:r>
@@ -440,8 +401,6 @@
       <w:r>
         <w:rPr>
           <w:rFonts w:ascii="맑은 고딕" w:cs="맑은 고딕" w:eastAsia="맑은 고딕" w:hAnsi="맑은 고딕"/>
-          <w:b w:val="false"/>
-          <w:bCs w:val="false"/>
           <w:sz w:val="20"/>
           <w:szCs w:val="20"/>
         </w:rPr>
@@ -453,26 +412,175 @@
         <w:spacing w:after="80" w:before="0" w:line="288"/>
         <w:ind w:left="400" w:hanging="400"/>
         <w:jc w:val="both"/>
+      </w:pPr>
+      <w:r>
+        <w:rPr>
+          <w:rFonts w:ascii="맑은 고딕" w:cs="맑은 고딕" w:eastAsia="맑은 고딕" w:hAnsi="맑은 고딕"/>
+          <w:sz w:val="20"/>
+          <w:szCs w:val="20"/>
+        </w:rPr>
+        <w:t xml:space="preserve">(1) 취득 </w:t>
+      </w:r>
+      <w:r>
+        <w:rPr>
+          <w:rFonts w:ascii="맑은 고딕" w:cs="맑은 고딕" w:eastAsia="맑은 고딕" w:hAnsi="맑은 고딕"/>
+          <w:sz w:val="20"/>
+          <w:szCs w:val="20"/>
+        </w:rPr>
+        <w:t xml:space="preserve">위 부동산은 2018.12.20 및 2019.01.04 취득하였으며, 취득가액 합계는 695,000,000원입니다. 제출하신 매매계약서, 취득세 납부서, 법무사 영수증, 중개수수료 증빙은 실제 지출 내역과 같습니다.</w:t>
+      </w:r>
+    </w:p>
+    <w:p>
+      <w:pPr>
+        <w:spacing w:after="80" w:before="0" w:line="288"/>
+        <w:ind w:left="400" w:hanging="400"/>
+        <w:jc w:val="both"/>
+      </w:pPr>
+      <w:r>
+        <w:rPr>
+          <w:rFonts w:ascii="맑은 고딕" w:cs="맑은 고딕" w:eastAsia="맑은 고딕" w:hAnsi="맑은 고딕"/>
+          <w:sz w:val="20"/>
+          <w:szCs w:val="20"/>
+        </w:rPr>
+        <w:t xml:space="preserve">(2) 세대 및 보유주택 </w:t>
+      </w:r>
+      <w:r>
+        <w:rPr>
+          <w:rFonts w:ascii="맑은 고딕" w:cs="맑은 고딕" w:eastAsia="맑은 고딕" w:hAnsi="맑은 고딕"/>
+          <w:sz w:val="20"/>
+          <w:szCs w:val="20"/>
+        </w:rPr>
+        <w:t xml:space="preserve">두 분은 동일 세대이며, 양도일 현재 세대가 보유한 주택은 성본리 주택(156-11)과 음성 푸르지오 센터피크(김일태 명의) 2채입니다. 자녀 2명(34세, 28세)은 주택을 보유하고 있지 않습니다.</w:t>
+      </w:r>
+    </w:p>
+    <w:p>
+      <w:pPr>
+        <w:spacing w:after="80" w:before="0" w:line="288"/>
+        <w:ind w:left="400" w:hanging="400"/>
+        <w:jc w:val="both"/>
+      </w:pPr>
+      <w:r>
+        <w:rPr>
+          <w:rFonts w:ascii="맑은 고딕" w:cs="맑은 고딕" w:eastAsia="맑은 고딕" w:hAnsi="맑은 고딕"/>
+          <w:sz w:val="20"/>
+          <w:szCs w:val="20"/>
+        </w:rPr>
+        <w:t xml:space="preserve">(3) 신규주택 </w:t>
+      </w:r>
+      <w:r>
+        <w:rPr>
+          <w:rFonts w:ascii="맑은 고딕" w:cs="맑은 고딕" w:eastAsia="맑은 고딕" w:hAnsi="맑은 고딕"/>
+          <w:sz w:val="20"/>
+          <w:szCs w:val="20"/>
+        </w:rPr>
+        <w:t xml:space="preserve">음성 푸르지오 센터피크 204동 1004호는 2022.08.20 분양계약, 2025.07.18 완공(소유권보존등기), 2025.09.16 취득(소유권이전등기)하였으며, 현재 제3자에게 월세로 임대 중입니다.</w:t>
+      </w:r>
+    </w:p>
+    <w:p>
+      <w:pPr>
+        <w:spacing w:after="80" w:before="0" w:line="288"/>
+        <w:ind w:left="400" w:hanging="400"/>
+        <w:jc w:val="both"/>
+      </w:pPr>
+      <w:r>
+        <w:rPr>
+          <w:rFonts w:ascii="맑은 고딕" w:cs="맑은 고딕" w:eastAsia="맑은 고딕" w:hAnsi="맑은 고딕"/>
+          <w:sz w:val="20"/>
+          <w:szCs w:val="20"/>
+        </w:rPr>
+        <w:t xml:space="preserve">(4) 성본리 주택 및 부속토지 </w:t>
+      </w:r>
+      <w:r>
+        <w:rPr>
+          <w:rFonts w:ascii="맑은 고딕" w:cs="맑은 고딕" w:eastAsia="맑은 고딕" w:hAnsi="맑은 고딕"/>
+          <w:sz w:val="20"/>
+          <w:szCs w:val="20"/>
+        </w:rPr>
+        <w:t xml:space="preserve">성본리 주택(156-11)은 실제 거주한 주택이며(박옥주 2023.05.17 전입), 156-1 토지 중 일부는 주택의 주차장·진입로 등으로 주택과 함께 이용되었습니다(감정평가서 이용상황 "부속토지" 기재와 같음).</w:t>
+      </w:r>
+    </w:p>
+    <w:p>
+      <w:pPr>
+        <w:spacing w:after="80" w:before="0" w:line="288"/>
+        <w:ind w:left="400" w:hanging="400"/>
+        <w:jc w:val="both"/>
+      </w:pPr>
+      <w:r>
+        <w:rPr>
+          <w:rFonts w:ascii="맑은 고딕" w:cs="맑은 고딕" w:eastAsia="맑은 고딕" w:hAnsi="맑은 고딕"/>
+          <w:sz w:val="20"/>
+          <w:szCs w:val="20"/>
+        </w:rPr>
+        <w:t xml:space="preserve">(5) 농어촌민박 </w:t>
+      </w:r>
+      <w:r>
+        <w:rPr>
+          <w:rFonts w:ascii="맑은 고딕" w:cs="맑은 고딕" w:eastAsia="맑은 고딕" w:hAnsi="맑은 고딕"/>
+          <w:sz w:val="20"/>
+          <w:szCs w:val="20"/>
+        </w:rPr>
+        <w:t xml:space="preserve">농어촌민박 "작은 숲"(498-44-00915)은 잔금 전인 2026.08.18 폐업하였으며, 사업과 관련하여 건물 등에 대해 부가가치세 매입세액을 공제받은 내역은 없습니다.</w:t>
+      </w:r>
+    </w:p>
+    <w:p>
+      <w:pPr>
+        <w:spacing w:after="80" w:before="0" w:line="288"/>
+        <w:ind w:left="400" w:hanging="400"/>
+        <w:jc w:val="both"/>
+      </w:pPr>
+      <w:r>
+        <w:rPr>
+          <w:rFonts w:ascii="맑은 고딕" w:cs="맑은 고딕" w:eastAsia="맑은 고딕" w:hAnsi="맑은 고딕"/>
+          <w:sz w:val="20"/>
+          <w:szCs w:val="20"/>
+        </w:rPr>
+        <w:t xml:space="preserve">(6) 주택 존치 </w:t>
+      </w:r>
+      <w:r>
+        <w:rPr>
+          <w:rFonts w:ascii="맑은 고딕" w:cs="맑은 고딕" w:eastAsia="맑은 고딕" w:hAnsi="맑은 고딕"/>
+          <w:sz w:val="20"/>
+          <w:szCs w:val="20"/>
+        </w:rPr>
+        <w:t xml:space="preserve">매수인과 잔금 전 주택 철거·멸실에 관한 약정은 없었으며, 주택이 있는 상태 그대로 양도하였습니다.</w:t>
+      </w:r>
+    </w:p>
+    <w:p>
+      <w:pPr>
+        <w:spacing w:after="80" w:before="0" w:line="288"/>
+        <w:ind w:left="400" w:hanging="400"/>
+        <w:jc w:val="both"/>
+      </w:pPr>
+      <w:r>
+        <w:rPr>
+          <w:rFonts w:ascii="맑은 고딕" w:cs="맑은 고딕" w:eastAsia="맑은 고딕" w:hAnsi="맑은 고딕"/>
+          <w:sz w:val="20"/>
+          <w:szCs w:val="20"/>
+        </w:rPr>
+        <w:t xml:space="preserve">(7) 박옥주 재촌 </w:t>
+      </w:r>
+      <w:r>
+        <w:rPr>
+          <w:rFonts w:ascii="맑은 고딕" w:cs="맑은 고딕" w:eastAsia="맑은 고딕" w:hAnsi="맑은 고딕"/>
+          <w:sz w:val="20"/>
+          <w:szCs w:val="20"/>
+        </w:rPr>
+        <w:t xml:space="preserve">박옥주는 2023.05.17부터 양도일까지 성본리 주택(음성군 대소읍 신내로214번길 17)에 주민등록을 두고 실제 거주하였으며, 156-10 토지는 양도일 현재 자연 상태의 임야였습니다.</w:t>
+      </w:r>
+    </w:p>
+    <w:p>
+      <w:pPr>
+        <w:spacing w:after="80" w:before="220"/>
       </w:pPr>
       <w:r>
         <w:rPr>
           <w:rFonts w:ascii="맑은 고딕" w:cs="맑은 고딕" w:eastAsia="맑은 고딕" w:hAnsi="맑은 고딕"/>
           <w:b/>
           <w:bCs/>
-          <w:sz w:val="20"/>
-          <w:szCs w:val="20"/>
-        </w:rPr>
-        <w:t xml:space="preserve">(1) 취득 </w:t>
-      </w:r>
-      <w:r>
-        <w:rPr>
-          <w:rFonts w:ascii="맑은 고딕" w:cs="맑은 고딕" w:eastAsia="맑은 고딕" w:hAnsi="맑은 고딕"/>
-          <w:b w:val="false"/>
-          <w:bCs w:val="false"/>
-          <w:sz w:val="20"/>
-          <w:szCs w:val="20"/>
-        </w:rPr>
-        <w:t xml:space="preserve">위 부동산은 2018.12.20 및 2019.01.04 취득하였으며, 취득가액 합계는 695,000,000원입니다. 제출하신 매매계약서, 취득세 납부서, 법무사 영수증, 중개수수료 증빙은 실제 지출 내역과 같습니다.</w:t>
+          <w:sz w:val="21"/>
+          <w:szCs w:val="21"/>
+        </w:rPr>
+        <w:t xml:space="preserve">3. 신고에 적용한 세무처리</w:t>
       </w:r>
     </w:p>
     <w:p>
@@ -484,22 +592,18 @@
       <w:r>
         <w:rPr>
           <w:rFonts w:ascii="맑은 고딕" w:cs="맑은 고딕" w:eastAsia="맑은 고딕" w:hAnsi="맑은 고딕"/>
-          <w:b/>
-          <w:bCs/>
-          <w:sz w:val="20"/>
-          <w:szCs w:val="20"/>
-        </w:rPr>
-        <w:t xml:space="preserve">(2) 세대 및 보유주택 </w:t>
-      </w:r>
-      <w:r>
-        <w:rPr>
-          <w:rFonts w:ascii="맑은 고딕" w:cs="맑은 고딕" w:eastAsia="맑은 고딕" w:hAnsi="맑은 고딕"/>
-          <w:b w:val="false"/>
-          <w:bCs w:val="false"/>
-          <w:sz w:val="20"/>
-          <w:szCs w:val="20"/>
-        </w:rPr>
-        <w:t xml:space="preserve">두 분은 동일 세대이며, 양도일 현재 세대가 보유한 주택은 성본리 주택(156-11)과 음성 푸르지오 센터피크(김일태 명의) 2채입니다. 자녀 2명(34세, 28세)은 주택을 보유하고 있지 않습니다.</w:t>
+          <w:sz w:val="20"/>
+          <w:szCs w:val="20"/>
+        </w:rPr>
+        <w:t xml:space="preserve">(1) 주택 비과세 </w:t>
+      </w:r>
+      <w:r>
+        <w:rPr>
+          <w:rFonts w:ascii="맑은 고딕" w:cs="맑은 고딕" w:eastAsia="맑은 고딕" w:hAnsi="맑은 고딕"/>
+          <w:sz w:val="20"/>
+          <w:szCs w:val="20"/>
+        </w:rPr>
+        <w:t xml:space="preserve">성본리 주택(156-11)과 부속토지는 1세대1주택 비과세를 적용하였습니다. 주택과 분양권을 함께 보유하다 종전주택을 양도한 경우의 특례(소득세법 시행령 제156조의3)로, 아래 4번의 사후관리 요건을 지키는 것을 전제로 합니다.</w:t>
       </w:r>
     </w:p>
     <w:p>
@@ -511,22 +615,18 @@
       <w:r>
         <w:rPr>
           <w:rFonts w:ascii="맑은 고딕" w:cs="맑은 고딕" w:eastAsia="맑은 고딕" w:hAnsi="맑은 고딕"/>
-          <w:b/>
-          <w:bCs/>
-          <w:sz w:val="20"/>
-          <w:szCs w:val="20"/>
-        </w:rPr>
-        <w:t xml:space="preserve">(3) 신규주택 </w:t>
-      </w:r>
-      <w:r>
-        <w:rPr>
-          <w:rFonts w:ascii="맑은 고딕" w:cs="맑은 고딕" w:eastAsia="맑은 고딕" w:hAnsi="맑은 고딕"/>
-          <w:b w:val="false"/>
-          <w:bCs w:val="false"/>
-          <w:sz w:val="20"/>
-          <w:szCs w:val="20"/>
-        </w:rPr>
-        <w:t xml:space="preserve">음성 푸르지오 센터피크 204동 1004호는 2022.08.20 분양계약, 2025.07.18 완공(소유권보존등기), 2025.09.16 취득(소유권이전등기)하였으며, 현재 제3자에게 월세로 임대 중입니다.</w:t>
+          <w:sz w:val="20"/>
+          <w:szCs w:val="20"/>
+        </w:rPr>
+        <w:t xml:space="preserve">(2) 부속토지 범위 </w:t>
+      </w:r>
+      <w:r>
+        <w:rPr>
+          <w:rFonts w:ascii="맑은 고딕" w:cs="맑은 고딕" w:eastAsia="맑은 고딕" w:hAnsi="맑은 고딕"/>
+          <w:sz w:val="20"/>
+          <w:szCs w:val="20"/>
+        </w:rPr>
+        <w:t xml:space="preserve">주택 부속토지는 건물 바닥면적의 10배(1,991.4㎡)까지 인정되며, 156-11 전체(1,172㎡)와 156-1 중 819.4㎡를 부속토지로 보아 비과세하였습니다. 실제 이용현황을 전제로 하므로 과세관청이 달리 판단할 수 있습니다.</w:t>
       </w:r>
     </w:p>
     <w:p>
@@ -538,22 +638,18 @@
       <w:r>
         <w:rPr>
           <w:rFonts w:ascii="맑은 고딕" w:cs="맑은 고딕" w:eastAsia="맑은 고딕" w:hAnsi="맑은 고딕"/>
-          <w:b/>
-          <w:bCs/>
-          <w:sz w:val="20"/>
-          <w:szCs w:val="20"/>
-        </w:rPr>
-        <w:t xml:space="preserve">(4) 성본리 주택 및 부속토지 </w:t>
-      </w:r>
-      <w:r>
-        <w:rPr>
-          <w:rFonts w:ascii="맑은 고딕" w:cs="맑은 고딕" w:eastAsia="맑은 고딕" w:hAnsi="맑은 고딕"/>
-          <w:b w:val="false"/>
-          <w:bCs w:val="false"/>
-          <w:sz w:val="20"/>
-          <w:szCs w:val="20"/>
-        </w:rPr>
-        <w:t xml:space="preserve">성본리 주택(156-11)은 실제 거주한 주택이며(박옥주 2023.05.17 전입), 156-1 토지 중 일부는 주택의 주차장·진입로 등으로 주택과 함께 이용되었습니다(감정평가서 이용상황 "부속토지" 기재와 같음).</w:t>
+          <w:sz w:val="20"/>
+          <w:szCs w:val="20"/>
+        </w:rPr>
+        <w:t xml:space="preserve">(3) 필지별 가액 </w:t>
+      </w:r>
+      <w:r>
+        <w:rPr>
+          <w:rFonts w:ascii="맑은 고딕" w:cs="맑은 고딕" w:eastAsia="맑은 고딕" w:hAnsi="맑은 고딕"/>
+          <w:sz w:val="20"/>
+          <w:szCs w:val="20"/>
+        </w:rPr>
+        <w:t xml:space="preserve">일괄 양도가액은 감정평가 결과로 필지별로 나누었고, 감정평가서·부동산 실거래신고·양도세 신고의 필지별 가액을 모두 일치시켰습니다.</w:t>
       </w:r>
     </w:p>
     <w:p>
@@ -565,189 +661,6 @@
       <w:r>
         <w:rPr>
           <w:rFonts w:ascii="맑은 고딕" w:cs="맑은 고딕" w:eastAsia="맑은 고딕" w:hAnsi="맑은 고딕"/>
-          <w:b/>
-          <w:bCs/>
-          <w:sz w:val="20"/>
-          <w:szCs w:val="20"/>
-        </w:rPr>
-        <w:t xml:space="preserve">(5) 농어촌민박 </w:t>
-      </w:r>
-      <w:r>
-        <w:rPr>
-          <w:rFonts w:ascii="맑은 고딕" w:cs="맑은 고딕" w:eastAsia="맑은 고딕" w:hAnsi="맑은 고딕"/>
-          <w:b w:val="false"/>
-          <w:bCs w:val="false"/>
-          <w:sz w:val="20"/>
-          <w:szCs w:val="20"/>
-        </w:rPr>
-        <w:t xml:space="preserve">농어촌민박 "작은 숲"(498-44-00915)은 잔금 전인 2026.08.18 폐업하였으며, 사업과 관련하여 건물 등에 대해 부가가치세 매입세액을 공제받은 내역은 없습니다.</w:t>
-      </w:r>
-    </w:p>
-    <w:p>
-      <w:pPr>
-        <w:spacing w:after="80" w:before="0" w:line="288"/>
-        <w:ind w:left="400" w:hanging="400"/>
-        <w:jc w:val="both"/>
-      </w:pPr>
-      <w:r>
-        <w:rPr>
-          <w:rFonts w:ascii="맑은 고딕" w:cs="맑은 고딕" w:eastAsia="맑은 고딕" w:hAnsi="맑은 고딕"/>
-          <w:b/>
-          <w:bCs/>
-          <w:sz w:val="20"/>
-          <w:szCs w:val="20"/>
-        </w:rPr>
-        <w:t xml:space="preserve">(6) 주택 존치 </w:t>
-      </w:r>
-      <w:r>
-        <w:rPr>
-          <w:rFonts w:ascii="맑은 고딕" w:cs="맑은 고딕" w:eastAsia="맑은 고딕" w:hAnsi="맑은 고딕"/>
-          <w:b w:val="false"/>
-          <w:bCs w:val="false"/>
-          <w:sz w:val="20"/>
-          <w:szCs w:val="20"/>
-        </w:rPr>
-        <w:t xml:space="preserve">매수인과 잔금 전 주택 철거·멸실에 관한 약정은 없었으며, 주택이 있는 상태 그대로 양도하였습니다.</w:t>
-      </w:r>
-    </w:p>
-    <w:p>
-      <w:pPr>
-        <w:spacing w:after="80" w:before="0" w:line="288"/>
-        <w:ind w:left="400" w:hanging="400"/>
-        <w:jc w:val="both"/>
-      </w:pPr>
-      <w:r>
-        <w:rPr>
-          <w:rFonts w:ascii="맑은 고딕" w:cs="맑은 고딕" w:eastAsia="맑은 고딕" w:hAnsi="맑은 고딕"/>
-          <w:b/>
-          <w:bCs/>
-          <w:sz w:val="20"/>
-          <w:szCs w:val="20"/>
-        </w:rPr>
-        <w:t xml:space="preserve">(7) 박옥주 재촌 </w:t>
-      </w:r>
-      <w:r>
-        <w:rPr>
-          <w:rFonts w:ascii="맑은 고딕" w:cs="맑은 고딕" w:eastAsia="맑은 고딕" w:hAnsi="맑은 고딕"/>
-          <w:b w:val="false"/>
-          <w:bCs w:val="false"/>
-          <w:sz w:val="20"/>
-          <w:szCs w:val="20"/>
-        </w:rPr>
-        <w:t xml:space="preserve">박옥주는 2023.05.17부터 양도일까지 성본리 주택(음성군 대소읍 신내로214번길 17)에 주민등록을 두고 실제 거주하였으며, 156-10 토지는 양도일 현재 자연 상태의 임야였습니다.</w:t>
-      </w:r>
-    </w:p>
-    <w:p>
-      <w:pPr>
-        <w:pBdr>
-          <w:bottom w:val="single" w:color="1F4E79" w:sz="6" w:space="2"/>
-        </w:pBdr>
-        <w:spacing w:after="100" w:before="240"/>
-      </w:pPr>
-      <w:r>
-        <w:rPr>
-          <w:rFonts w:ascii="맑은 고딕" w:cs="맑은 고딕" w:eastAsia="맑은 고딕" w:hAnsi="맑은 고딕"/>
-          <w:b/>
-          <w:bCs/>
-          <w:color w:val="1F4E79"/>
-          <w:sz w:val="23"/>
-          <w:szCs w:val="23"/>
-        </w:rPr>
-        <w:t xml:space="preserve">3. 신고에 적용한 세무처리</w:t>
-      </w:r>
-    </w:p>
-    <w:p>
-      <w:pPr>
-        <w:spacing w:after="80" w:before="0" w:line="288"/>
-        <w:ind w:left="400" w:hanging="400"/>
-        <w:jc w:val="both"/>
-      </w:pPr>
-      <w:r>
-        <w:rPr>
-          <w:rFonts w:ascii="맑은 고딕" w:cs="맑은 고딕" w:eastAsia="맑은 고딕" w:hAnsi="맑은 고딕"/>
-          <w:b/>
-          <w:bCs/>
-          <w:sz w:val="20"/>
-          <w:szCs w:val="20"/>
-        </w:rPr>
-        <w:t xml:space="preserve">(1) 주택 비과세 </w:t>
-      </w:r>
-      <w:r>
-        <w:rPr>
-          <w:rFonts w:ascii="맑은 고딕" w:cs="맑은 고딕" w:eastAsia="맑은 고딕" w:hAnsi="맑은 고딕"/>
-          <w:b w:val="false"/>
-          <w:bCs w:val="false"/>
-          <w:sz w:val="20"/>
-          <w:szCs w:val="20"/>
-        </w:rPr>
-        <w:t xml:space="preserve">성본리 주택(156-11)과 부속토지는 1세대1주택 비과세를 적용하였습니다. 주택과 분양권을 함께 보유하다 종전주택을 양도한 경우의 특례(소득세법 시행령 제156조의3)로, 아래 4번의 사후관리 요건을 지키는 것을 전제로 합니다.</w:t>
-      </w:r>
-    </w:p>
-    <w:p>
-      <w:pPr>
-        <w:spacing w:after="80" w:before="0" w:line="288"/>
-        <w:ind w:left="400" w:hanging="400"/>
-        <w:jc w:val="both"/>
-      </w:pPr>
-      <w:r>
-        <w:rPr>
-          <w:rFonts w:ascii="맑은 고딕" w:cs="맑은 고딕" w:eastAsia="맑은 고딕" w:hAnsi="맑은 고딕"/>
-          <w:b/>
-          <w:bCs/>
-          <w:sz w:val="20"/>
-          <w:szCs w:val="20"/>
-        </w:rPr>
-        <w:t xml:space="preserve">(2) 부속토지 범위 </w:t>
-      </w:r>
-      <w:r>
-        <w:rPr>
-          <w:rFonts w:ascii="맑은 고딕" w:cs="맑은 고딕" w:eastAsia="맑은 고딕" w:hAnsi="맑은 고딕"/>
-          <w:b w:val="false"/>
-          <w:bCs w:val="false"/>
-          <w:sz w:val="20"/>
-          <w:szCs w:val="20"/>
-        </w:rPr>
-        <w:t xml:space="preserve">주택 부속토지는 건물 바닥면적의 10배(1,991.4㎡)까지 인정되며, 156-11 전체(1,172㎡)와 156-1 중 819.4㎡를 부속토지로 보아 비과세하였습니다. 실제 이용현황을 전제로 하므로 과세관청이 달리 판단할 수 있습니다.</w:t>
-      </w:r>
-    </w:p>
-    <w:p>
-      <w:pPr>
-        <w:spacing w:after="80" w:before="0" w:line="288"/>
-        <w:ind w:left="400" w:hanging="400"/>
-        <w:jc w:val="both"/>
-      </w:pPr>
-      <w:r>
-        <w:rPr>
-          <w:rFonts w:ascii="맑은 고딕" w:cs="맑은 고딕" w:eastAsia="맑은 고딕" w:hAnsi="맑은 고딕"/>
-          <w:b/>
-          <w:bCs/>
-          <w:sz w:val="20"/>
-          <w:szCs w:val="20"/>
-        </w:rPr>
-        <w:t xml:space="preserve">(3) 필지별 가액 </w:t>
-      </w:r>
-      <w:r>
-        <w:rPr>
-          <w:rFonts w:ascii="맑은 고딕" w:cs="맑은 고딕" w:eastAsia="맑은 고딕" w:hAnsi="맑은 고딕"/>
-          <w:b w:val="false"/>
-          <w:bCs w:val="false"/>
-          <w:sz w:val="20"/>
-          <w:szCs w:val="20"/>
-        </w:rPr>
-        <w:t xml:space="preserve">일괄 양도가액은 감정평가 결과로 필지별로 나누었고, 감정평가서·부동산 실거래신고·양도세 신고의 필지별 가액을 모두 일치시켰습니다.</w:t>
-      </w:r>
-    </w:p>
-    <w:p>
-      <w:pPr>
-        <w:spacing w:after="80" w:before="0" w:line="288"/>
-        <w:ind w:left="400" w:hanging="400"/>
-        <w:jc w:val="both"/>
-      </w:pPr>
-      <w:r>
-        <w:rPr>
-          <w:rFonts w:ascii="맑은 고딕" w:cs="맑은 고딕" w:eastAsia="맑은 고딕" w:hAnsi="맑은 고딕"/>
-          <w:b/>
-          <w:bCs/>
           <w:sz w:val="20"/>
           <w:szCs w:val="20"/>
         </w:rPr>
@@ -756,8 +669,6 @@
       <w:r>
         <w:rPr>
           <w:rFonts w:ascii="맑은 고딕" w:cs="맑은 고딕" w:eastAsia="맑은 고딕" w:hAnsi="맑은 고딕"/>
-          <w:b w:val="false"/>
-          <w:bCs w:val="false"/>
           <w:sz w:val="20"/>
           <w:szCs w:val="20"/>
         </w:rPr>
@@ -772,8 +683,6 @@
       <w:r>
         <w:rPr>
           <w:rFonts w:ascii="맑은 고딕" w:cs="맑은 고딕" w:eastAsia="맑은 고딕" w:hAnsi="맑은 고딕"/>
-          <w:b w:val="false"/>
-          <w:bCs w:val="false"/>
           <w:sz w:val="20"/>
           <w:szCs w:val="20"/>
         </w:rPr>
@@ -802,7 +711,6 @@
         <w:tc>
           <w:tcPr>
             <w:tcW w:type="dxa" w:w="2800"/>
-            <w:shd w:fill="DCE6F1" w:color="auto" w:val="clear"/>
             <w:tcMar>
               <w:top w:type="dxa" w:w="60"/>
               <w:left w:type="dxa" w:w="100"/>
@@ -817,8 +725,6 @@
             <w:r>
               <w:rPr>
                 <w:rFonts w:ascii="맑은 고딕" w:cs="맑은 고딕" w:eastAsia="맑은 고딕" w:hAnsi="맑은 고딕"/>
-                <w:b/>
-                <w:bCs/>
                 <w:sz w:val="19"/>
                 <w:szCs w:val="19"/>
               </w:rPr>
@@ -829,7 +735,6 @@
         <w:tc>
           <w:tcPr>
             <w:tcW w:type="dxa" w:w="2280"/>
-            <w:shd w:fill="DCE6F1" w:color="auto" w:val="clear"/>
             <w:tcMar>
               <w:top w:type="dxa" w:w="60"/>
               <w:left w:type="dxa" w:w="100"/>
@@ -844,8 +749,6 @@
             <w:r>
               <w:rPr>
                 <w:rFonts w:ascii="맑은 고딕" w:cs="맑은 고딕" w:eastAsia="맑은 고딕" w:hAnsi="맑은 고딕"/>
-                <w:b/>
-                <w:bCs/>
                 <w:sz w:val="19"/>
                 <w:szCs w:val="19"/>
               </w:rPr>
@@ -856,7 +759,6 @@
         <w:tc>
           <w:tcPr>
             <w:tcW w:type="dxa" w:w="2280"/>
-            <w:shd w:fill="DCE6F1" w:color="auto" w:val="clear"/>
             <w:tcMar>
               <w:top w:type="dxa" w:w="60"/>
               <w:left w:type="dxa" w:w="100"/>
@@ -871,8 +773,6 @@
             <w:r>
               <w:rPr>
                 <w:rFonts w:ascii="맑은 고딕" w:cs="맑은 고딕" w:eastAsia="맑은 고딕" w:hAnsi="맑은 고딕"/>
-                <w:b/>
-                <w:bCs/>
                 <w:sz w:val="19"/>
                 <w:szCs w:val="19"/>
               </w:rPr>
@@ -883,7 +783,6 @@
         <w:tc>
           <w:tcPr>
             <w:tcW w:type="dxa" w:w="2000"/>
-            <w:shd w:fill="DCE6F1" w:color="auto" w:val="clear"/>
             <w:tcMar>
               <w:top w:type="dxa" w:w="60"/>
               <w:left w:type="dxa" w:w="100"/>
@@ -898,8 +797,6 @@
             <w:r>
               <w:rPr>
                 <w:rFonts w:ascii="맑은 고딕" w:cs="맑은 고딕" w:eastAsia="맑은 고딕" w:hAnsi="맑은 고딕"/>
-                <w:b/>
-                <w:bCs/>
                 <w:sz w:val="19"/>
                 <w:szCs w:val="19"/>
               </w:rPr>
@@ -926,8 +823,6 @@
             <w:r>
               <w:rPr>
                 <w:rFonts w:ascii="맑은 고딕" w:cs="맑은 고딕" w:eastAsia="맑은 고딕" w:hAnsi="맑은 고딕"/>
-                <w:b w:val="false"/>
-                <w:bCs w:val="false"/>
                 <w:sz w:val="19"/>
                 <w:szCs w:val="19"/>
               </w:rPr>
@@ -952,8 +847,6 @@
             <w:r>
               <w:rPr>
                 <w:rFonts w:ascii="맑은 고딕" w:cs="맑은 고딕" w:eastAsia="맑은 고딕" w:hAnsi="맑은 고딕"/>
-                <w:b w:val="false"/>
-                <w:bCs w:val="false"/>
                 <w:sz w:val="19"/>
                 <w:szCs w:val="19"/>
               </w:rPr>
@@ -978,8 +871,6 @@
             <w:r>
               <w:rPr>
                 <w:rFonts w:ascii="맑은 고딕" w:cs="맑은 고딕" w:eastAsia="맑은 고딕" w:hAnsi="맑은 고딕"/>
-                <w:b w:val="false"/>
-                <w:bCs w:val="false"/>
                 <w:sz w:val="19"/>
                 <w:szCs w:val="19"/>
               </w:rPr>
@@ -1004,8 +895,6 @@
             <w:r>
               <w:rPr>
                 <w:rFonts w:ascii="맑은 고딕" w:cs="맑은 고딕" w:eastAsia="맑은 고딕" w:hAnsi="맑은 고딕"/>
-                <w:b w:val="false"/>
-                <w:bCs w:val="false"/>
                 <w:sz w:val="19"/>
                 <w:szCs w:val="19"/>
               </w:rPr>
@@ -1032,8 +921,6 @@
             <w:r>
               <w:rPr>
                 <w:rFonts w:ascii="맑은 고딕" w:cs="맑은 고딕" w:eastAsia="맑은 고딕" w:hAnsi="맑은 고딕"/>
-                <w:b w:val="false"/>
-                <w:bCs w:val="false"/>
                 <w:sz w:val="19"/>
                 <w:szCs w:val="19"/>
               </w:rPr>
@@ -1058,8 +945,6 @@
             <w:r>
               <w:rPr>
                 <w:rFonts w:ascii="맑은 고딕" w:cs="맑은 고딕" w:eastAsia="맑은 고딕" w:hAnsi="맑은 고딕"/>
-                <w:b w:val="false"/>
-                <w:bCs w:val="false"/>
                 <w:sz w:val="19"/>
                 <w:szCs w:val="19"/>
               </w:rPr>
@@ -1084,8 +969,6 @@
             <w:r>
               <w:rPr>
                 <w:rFonts w:ascii="맑은 고딕" w:cs="맑은 고딕" w:eastAsia="맑은 고딕" w:hAnsi="맑은 고딕"/>
-                <w:b w:val="false"/>
-                <w:bCs w:val="false"/>
                 <w:sz w:val="19"/>
                 <w:szCs w:val="19"/>
               </w:rPr>
@@ -1110,8 +993,6 @@
             <w:r>
               <w:rPr>
                 <w:rFonts w:ascii="맑은 고딕" w:cs="맑은 고딕" w:eastAsia="맑은 고딕" w:hAnsi="맑은 고딕"/>
-                <w:b w:val="false"/>
-                <w:bCs w:val="false"/>
                 <w:sz w:val="19"/>
                 <w:szCs w:val="19"/>
               </w:rPr>
@@ -1138,8 +1019,6 @@
             <w:r>
               <w:rPr>
                 <w:rFonts w:ascii="맑은 고딕" w:cs="맑은 고딕" w:eastAsia="맑은 고딕" w:hAnsi="맑은 고딕"/>
-                <w:b w:val="false"/>
-                <w:bCs w:val="false"/>
                 <w:sz w:val="19"/>
                 <w:szCs w:val="19"/>
               </w:rPr>
@@ -1164,8 +1043,6 @@
             <w:r>
               <w:rPr>
                 <w:rFonts w:ascii="맑은 고딕" w:cs="맑은 고딕" w:eastAsia="맑은 고딕" w:hAnsi="맑은 고딕"/>
-                <w:b w:val="false"/>
-                <w:bCs w:val="false"/>
                 <w:sz w:val="19"/>
                 <w:szCs w:val="19"/>
               </w:rPr>
@@ -1190,8 +1067,6 @@
             <w:r>
               <w:rPr>
                 <w:rFonts w:ascii="맑은 고딕" w:cs="맑은 고딕" w:eastAsia="맑은 고딕" w:hAnsi="맑은 고딕"/>
-                <w:b w:val="false"/>
-                <w:bCs w:val="false"/>
                 <w:sz w:val="19"/>
                 <w:szCs w:val="19"/>
               </w:rPr>
@@ -1216,8 +1091,6 @@
             <w:r>
               <w:rPr>
                 <w:rFonts w:ascii="맑은 고딕" w:cs="맑은 고딕" w:eastAsia="맑은 고딕" w:hAnsi="맑은 고딕"/>
-                <w:b w:val="false"/>
-                <w:bCs w:val="false"/>
                 <w:sz w:val="19"/>
                 <w:szCs w:val="19"/>
               </w:rPr>
@@ -1229,229 +1102,7 @@
     </w:tbl>
     <w:p>
       <w:pPr>
-        <w:pBdr>
-          <w:bottom w:val="single" w:color="1F4E79" w:sz="6" w:space="2"/>
-        </w:pBdr>
-        <w:spacing w:after="100" w:before="240"/>
-      </w:pPr>
-      <w:r>
-        <w:rPr>
-          <w:rFonts w:ascii="맑은 고딕" w:cs="맑은 고딕" w:eastAsia="맑은 고딕" w:hAnsi="맑은 고딕"/>
-          <w:b/>
-          <w:bCs/>
-          <w:color w:val="1F4E79"/>
-          <w:sz w:val="23"/>
-          <w:szCs w:val="23"/>
-        </w:rPr>
-        <w:t xml:space="preserve">4. 사후관리 안내 (가장 중요)</w:t>
-      </w:r>
-    </w:p>
-    <w:p>
-      <w:pPr>
-        <w:spacing w:after="80" w:before="0" w:line="288"/>
-        <w:jc w:val="both"/>
-      </w:pPr>
-      <w:r>
-        <w:rPr>
-          <w:rFonts w:ascii="맑은 고딕" w:cs="맑은 고딕" w:eastAsia="맑은 고딕" w:hAnsi="맑은 고딕"/>
-          <w:b w:val="false"/>
-          <w:bCs w:val="false"/>
-          <w:sz w:val="20"/>
-          <w:szCs w:val="20"/>
-        </w:rPr>
-        <w:t xml:space="preserve">이번 주택 비과세는 신고로 끝나는 것이 아니라, 아래 요건을 이후에 실제로 지켜야 최종 확정됩니다.</w:t>
-      </w:r>
-    </w:p>
-    <w:p>
-      <w:pPr>
-        <w:spacing w:after="80" w:before="0" w:line="288"/>
-        <w:ind w:left="400" w:hanging="400"/>
-        <w:jc w:val="both"/>
-      </w:pPr>
-      <w:r>
-        <w:rPr>
-          <w:rFonts w:ascii="맑은 고딕" w:cs="맑은 고딕" w:eastAsia="맑은 고딕" w:hAnsi="맑은 고딕"/>
-          <w:b/>
-          <w:bCs/>
-          <w:sz w:val="20"/>
-          <w:szCs w:val="20"/>
-        </w:rPr>
-        <w:t xml:space="preserve">(1) 실제 입주 </w:t>
-      </w:r>
-      <w:r>
-        <w:rPr>
-          <w:rFonts w:ascii="맑은 고딕" w:cs="맑은 고딕" w:eastAsia="맑은 고딕" w:hAnsi="맑은 고딕"/>
-          <w:b w:val="false"/>
-          <w:bCs w:val="false"/>
-          <w:sz w:val="20"/>
-          <w:szCs w:val="20"/>
-        </w:rPr>
-        <w:t xml:space="preserve">음성 푸르지오 센터피크가 완공된 날(2025.07.18)부터 3년 이내, 즉 2028.07.17까지 세대 전원이 푸르지오로 전입하여 이사하고, 그 후 1년 이상 계속 거주하셔야 합니다.</w:t>
-      </w:r>
-    </w:p>
-    <w:p>
-      <w:pPr>
-        <w:spacing w:after="80" w:before="0" w:line="288"/>
-        <w:ind w:left="400" w:hanging="400"/>
-        <w:jc w:val="both"/>
-      </w:pPr>
-      <w:r>
-        <w:rPr>
-          <w:rFonts w:ascii="맑은 고딕" w:cs="맑은 고딕" w:eastAsia="맑은 고딕" w:hAnsi="맑은 고딕"/>
-          <w:b/>
-          <w:bCs/>
-          <w:sz w:val="20"/>
-          <w:szCs w:val="20"/>
-        </w:rPr>
-        <w:t xml:space="preserve">(2) 임대차 정리 </w:t>
-      </w:r>
-      <w:r>
-        <w:rPr>
-          <w:rFonts w:ascii="맑은 고딕" w:cs="맑은 고딕" w:eastAsia="맑은 고딕" w:hAnsi="맑은 고딕"/>
-          <w:b w:val="false"/>
-          <w:bCs w:val="false"/>
-          <w:sz w:val="20"/>
-          <w:szCs w:val="20"/>
-        </w:rPr>
-        <w:t xml:space="preserve">현재 월세 임차인과의 계약은 입주 시점에 맞춰 적법한 절차(계약 만기, 갱신거절 통지 등)로 종료하셔야 합니다. 임차인이 계약갱신을 요구하더라도 집주인 본인의 실거주 목적이면 거절할 수 있으나, 만기 6개월~2개월 전에 통지해야 합니다.</w:t>
-      </w:r>
-    </w:p>
-    <w:p>
-      <w:pPr>
-        <w:spacing w:after="80" w:before="0" w:line="288"/>
-        <w:ind w:left="400" w:hanging="400"/>
-        <w:jc w:val="both"/>
-      </w:pPr>
-      <w:r>
-        <w:rPr>
-          <w:rFonts w:ascii="맑은 고딕" w:cs="맑은 고딕" w:eastAsia="맑은 고딕" w:hAnsi="맑은 고딕"/>
-          <w:b/>
-          <w:bCs/>
-          <w:sz w:val="20"/>
-          <w:szCs w:val="20"/>
-        </w:rPr>
-        <w:t xml:space="preserve">(3) 미이행 시 </w:t>
-      </w:r>
-      <w:r>
-        <w:rPr>
-          <w:rFonts w:ascii="맑은 고딕" w:cs="맑은 고딕" w:eastAsia="맑은 고딕" w:hAnsi="맑은 고딕"/>
-          <w:b w:val="false"/>
-          <w:bCs w:val="false"/>
-          <w:sz w:val="20"/>
-          <w:szCs w:val="20"/>
-        </w:rPr>
-        <w:t xml:space="preserve">위 요건을 지키지 못하면 비과세가 취소되어 양도소득세 본세와 가산세·이자상당액이 추징됩니다(1억원 이상 예상).</w:t>
-      </w:r>
-    </w:p>
-    <w:p>
-      <w:pPr>
-        <w:spacing w:after="80" w:before="0" w:line="288"/>
-        <w:ind w:left="400" w:hanging="400"/>
-        <w:jc w:val="both"/>
-      </w:pPr>
-      <w:r>
-        <w:rPr>
-          <w:rFonts w:ascii="맑은 고딕" w:cs="맑은 고딕" w:eastAsia="맑은 고딕" w:hAnsi="맑은 고딕"/>
-          <w:b/>
-          <w:bCs/>
-          <w:sz w:val="20"/>
-          <w:szCs w:val="20"/>
-        </w:rPr>
-        <w:t xml:space="preserve">(4) 사전 상담 </w:t>
-      </w:r>
-      <w:r>
-        <w:rPr>
-          <w:rFonts w:ascii="맑은 고딕" w:cs="맑은 고딕" w:eastAsia="맑은 고딕" w:hAnsi="맑은 고딕"/>
-          <w:b w:val="false"/>
-          <w:bCs w:val="false"/>
-          <w:sz w:val="20"/>
-          <w:szCs w:val="20"/>
-        </w:rPr>
-        <w:t xml:space="preserve">2028.07.17 전에 다른 주택을 새로 취득하시거나, 세대원 구성이 바뀌거나, 푸르지오 입주 계획이 달라지는 경우에는 실행 전에 반드시 세무대리인과 상의해 주시기 바랍니다.</w:t>
-      </w:r>
-    </w:p>
-    <w:p>
-      <w:pPr>
-        <w:pBdr>
-          <w:bottom w:val="single" w:color="1F4E79" w:sz="6" w:space="2"/>
-        </w:pBdr>
-        <w:spacing w:after="100" w:before="240"/>
-      </w:pPr>
-      <w:r>
-        <w:rPr>
-          <w:rFonts w:ascii="맑은 고딕" w:cs="맑은 고딕" w:eastAsia="맑은 고딕" w:hAnsi="맑은 고딕"/>
-          <w:b/>
-          <w:bCs/>
-          <w:color w:val="1F4E79"/>
-          <w:sz w:val="23"/>
-          <w:szCs w:val="23"/>
-        </w:rPr>
-        <w:t xml:space="preserve">5. 기타 유의사항</w:t>
-      </w:r>
-    </w:p>
-    <w:p>
-      <w:pPr>
-        <w:spacing w:after="80" w:before="0" w:line="288"/>
-        <w:ind w:left="400" w:hanging="400"/>
-        <w:jc w:val="both"/>
-      </w:pPr>
-      <w:r>
-        <w:rPr>
-          <w:rFonts w:ascii="맑은 고딕" w:cs="맑은 고딕" w:eastAsia="맑은 고딕" w:hAnsi="맑은 고딕"/>
-          <w:b/>
-          <w:bCs/>
-          <w:sz w:val="20"/>
-          <w:szCs w:val="20"/>
-        </w:rPr>
-        <w:t xml:space="preserve">(1) </w:t>
-      </w:r>
-      <w:r>
-        <w:rPr>
-          <w:rFonts w:ascii="맑은 고딕" w:cs="맑은 고딕" w:eastAsia="맑은 고딕" w:hAnsi="맑은 고딕"/>
-          <w:b w:val="false"/>
-          <w:bCs w:val="false"/>
-          <w:sz w:val="20"/>
-          <w:szCs w:val="20"/>
-        </w:rPr>
-        <w:t xml:space="preserve">위 사실관계와 다른 내용이 확인되거나 변동이 생기면 세무대리인에게 알려 주시기 바랍니다. 제공된 자료·진술이 사실과 다른 경우 그에 따른 세액 증가 및 가산세는 납세자에게 부과됩니다.</w:t>
-      </w:r>
-    </w:p>
-    <w:p>
-      <w:pPr>
-        <w:spacing w:after="80" w:before="0" w:line="288"/>
-        <w:ind w:left="400" w:hanging="400"/>
-        <w:jc w:val="both"/>
-      </w:pPr>
-      <w:r>
-        <w:rPr>
-          <w:rFonts w:ascii="맑은 고딕" w:cs="맑은 고딕" w:eastAsia="맑은 고딕" w:hAnsi="맑은 고딕"/>
-          <w:b/>
-          <w:bCs/>
-          <w:sz w:val="20"/>
-          <w:szCs w:val="20"/>
-        </w:rPr>
-        <w:t xml:space="preserve">(2) </w:t>
-      </w:r>
-      <w:r>
-        <w:rPr>
-          <w:rFonts w:ascii="맑은 고딕" w:cs="맑은 고딕" w:eastAsia="맑은 고딕" w:hAnsi="맑은 고딕"/>
-          <w:b w:val="false"/>
-          <w:bCs w:val="false"/>
-          <w:sz w:val="20"/>
-          <w:szCs w:val="20"/>
-        </w:rPr>
-        <w:t xml:space="preserve">매매계약서, 감정평가서, 잔금 입금내역, 취득·양도 비용 증빙, 푸르지오 전입 및 거주 자료(주민등록초본, 관리비·공과금 내역 등)는 향후 소명에 대비하여 보관해 주시기 바랍니다.</w:t>
-      </w:r>
-    </w:p>
-    <w:p>
-      <w:pPr>
-        <w:pBdr>
-          <w:top w:val="single" w:color="BFBFBF" w:sz="4" w:space="4"/>
-          <w:bottom w:val="single" w:color="BFBFBF" w:sz="4" w:space="4"/>
-        </w:pBdr>
-        <w:shd w:fill="F2F2F2" w:color="auto" w:val="clear"/>
-        <w:spacing w:after="80" w:before="280"/>
-        <w:jc w:val="center"/>
+        <w:spacing w:after="80" w:before="220"/>
       </w:pPr>
       <w:r>
         <w:rPr>
@@ -1461,6 +1112,187 @@
           <w:sz w:val="21"/>
           <w:szCs w:val="21"/>
         </w:rPr>
+        <w:t xml:space="preserve">4. 사후관리 안내</w:t>
+      </w:r>
+    </w:p>
+    <w:p>
+      <w:pPr>
+        <w:spacing w:after="80" w:before="0" w:line="288"/>
+        <w:jc w:val="both"/>
+      </w:pPr>
+      <w:r>
+        <w:rPr>
+          <w:rFonts w:ascii="맑은 고딕" w:cs="맑은 고딕" w:eastAsia="맑은 고딕" w:hAnsi="맑은 고딕"/>
+          <w:sz w:val="20"/>
+          <w:szCs w:val="20"/>
+        </w:rPr>
+        <w:t xml:space="preserve">이번 주택 비과세는 신고로 끝나는 것이 아니라, 아래 요건을 이후에 실제로 지켜야 최종 확정됩니다.</w:t>
+      </w:r>
+    </w:p>
+    <w:p>
+      <w:pPr>
+        <w:spacing w:after="80" w:before="0" w:line="288"/>
+        <w:ind w:left="400" w:hanging="400"/>
+        <w:jc w:val="both"/>
+      </w:pPr>
+      <w:r>
+        <w:rPr>
+          <w:rFonts w:ascii="맑은 고딕" w:cs="맑은 고딕" w:eastAsia="맑은 고딕" w:hAnsi="맑은 고딕"/>
+          <w:sz w:val="20"/>
+          <w:szCs w:val="20"/>
+        </w:rPr>
+        <w:t xml:space="preserve">(1) 실제 입주 </w:t>
+      </w:r>
+      <w:r>
+        <w:rPr>
+          <w:rFonts w:ascii="맑은 고딕" w:cs="맑은 고딕" w:eastAsia="맑은 고딕" w:hAnsi="맑은 고딕"/>
+          <w:sz w:val="20"/>
+          <w:szCs w:val="20"/>
+        </w:rPr>
+        <w:t xml:space="preserve">음성 푸르지오 센터피크가 완공된 날(2025.07.18)부터 3년 이내, 즉 2028.07.17까지 세대 전원이 푸르지오로 전입하여 이사하고, 그 후 1년 이상 계속 거주하셔야 합니다.</w:t>
+      </w:r>
+    </w:p>
+    <w:p>
+      <w:pPr>
+        <w:spacing w:after="80" w:before="0" w:line="288"/>
+        <w:ind w:left="400" w:hanging="400"/>
+        <w:jc w:val="both"/>
+      </w:pPr>
+      <w:r>
+        <w:rPr>
+          <w:rFonts w:ascii="맑은 고딕" w:cs="맑은 고딕" w:eastAsia="맑은 고딕" w:hAnsi="맑은 고딕"/>
+          <w:sz w:val="20"/>
+          <w:szCs w:val="20"/>
+        </w:rPr>
+        <w:t xml:space="preserve">(2) 임대차 정리 </w:t>
+      </w:r>
+      <w:r>
+        <w:rPr>
+          <w:rFonts w:ascii="맑은 고딕" w:cs="맑은 고딕" w:eastAsia="맑은 고딕" w:hAnsi="맑은 고딕"/>
+          <w:sz w:val="20"/>
+          <w:szCs w:val="20"/>
+        </w:rPr>
+        <w:t xml:space="preserve">현재 월세 임차인과의 계약은 입주 시점에 맞춰 적법한 절차(계약 만기, 갱신거절 통지 등)로 종료하셔야 합니다. 임차인이 계약갱신을 요구하더라도 집주인 본인의 실거주 목적이면 거절할 수 있으나, 만기 6개월~2개월 전에 통지해야 합니다.</w:t>
+      </w:r>
+    </w:p>
+    <w:p>
+      <w:pPr>
+        <w:spacing w:after="80" w:before="0" w:line="288"/>
+        <w:ind w:left="400" w:hanging="400"/>
+        <w:jc w:val="both"/>
+      </w:pPr>
+      <w:r>
+        <w:rPr>
+          <w:rFonts w:ascii="맑은 고딕" w:cs="맑은 고딕" w:eastAsia="맑은 고딕" w:hAnsi="맑은 고딕"/>
+          <w:sz w:val="20"/>
+          <w:szCs w:val="20"/>
+        </w:rPr>
+        <w:t xml:space="preserve">(3) 미이행 시 </w:t>
+      </w:r>
+      <w:r>
+        <w:rPr>
+          <w:rFonts w:ascii="맑은 고딕" w:cs="맑은 고딕" w:eastAsia="맑은 고딕" w:hAnsi="맑은 고딕"/>
+          <w:sz w:val="20"/>
+          <w:szCs w:val="20"/>
+        </w:rPr>
+        <w:t xml:space="preserve">위 요건을 지키지 못하면 비과세가 취소되어 양도소득세 본세와 가산세·이자상당액이 추징됩니다(1억원 이상 예상).</w:t>
+      </w:r>
+    </w:p>
+    <w:p>
+      <w:pPr>
+        <w:spacing w:after="80" w:before="0" w:line="288"/>
+        <w:ind w:left="400" w:hanging="400"/>
+        <w:jc w:val="both"/>
+      </w:pPr>
+      <w:r>
+        <w:rPr>
+          <w:rFonts w:ascii="맑은 고딕" w:cs="맑은 고딕" w:eastAsia="맑은 고딕" w:hAnsi="맑은 고딕"/>
+          <w:sz w:val="20"/>
+          <w:szCs w:val="20"/>
+        </w:rPr>
+        <w:t xml:space="preserve">(4) 사전 상담 </w:t>
+      </w:r>
+      <w:r>
+        <w:rPr>
+          <w:rFonts w:ascii="맑은 고딕" w:cs="맑은 고딕" w:eastAsia="맑은 고딕" w:hAnsi="맑은 고딕"/>
+          <w:sz w:val="20"/>
+          <w:szCs w:val="20"/>
+        </w:rPr>
+        <w:t xml:space="preserve">2028.07.17 전에 다른 주택을 새로 취득하시거나, 세대원 구성이 바뀌거나, 푸르지오 입주 계획이 달라지는 경우에는 실행 전에 반드시 세무대리인과 상의해 주시기 바랍니다.</w:t>
+      </w:r>
+    </w:p>
+    <w:p>
+      <w:pPr>
+        <w:spacing w:after="80" w:before="220"/>
+      </w:pPr>
+      <w:r>
+        <w:rPr>
+          <w:rFonts w:ascii="맑은 고딕" w:cs="맑은 고딕" w:eastAsia="맑은 고딕" w:hAnsi="맑은 고딕"/>
+          <w:b/>
+          <w:bCs/>
+          <w:sz w:val="21"/>
+          <w:szCs w:val="21"/>
+        </w:rPr>
+        <w:t xml:space="preserve">5. 기타 유의사항</w:t>
+      </w:r>
+    </w:p>
+    <w:p>
+      <w:pPr>
+        <w:spacing w:after="80" w:before="0" w:line="288"/>
+        <w:ind w:left="400" w:hanging="400"/>
+        <w:jc w:val="both"/>
+      </w:pPr>
+      <w:r>
+        <w:rPr>
+          <w:rFonts w:ascii="맑은 고딕" w:cs="맑은 고딕" w:eastAsia="맑은 고딕" w:hAnsi="맑은 고딕"/>
+          <w:sz w:val="20"/>
+          <w:szCs w:val="20"/>
+        </w:rPr>
+        <w:t xml:space="preserve">(1) </w:t>
+      </w:r>
+      <w:r>
+        <w:rPr>
+          <w:rFonts w:ascii="맑은 고딕" w:cs="맑은 고딕" w:eastAsia="맑은 고딕" w:hAnsi="맑은 고딕"/>
+          <w:sz w:val="20"/>
+          <w:szCs w:val="20"/>
+        </w:rPr>
+        <w:t xml:space="preserve">위 사실관계와 다른 내용이 확인되거나 변동이 생기면 세무대리인에게 알려 주시기 바랍니다. 제공된 자료·진술이 사실과 다른 경우 그에 따른 세액 증가 및 가산세는 납세자에게 부과됩니다.</w:t>
+      </w:r>
+    </w:p>
+    <w:p>
+      <w:pPr>
+        <w:spacing w:after="80" w:before="0" w:line="288"/>
+        <w:ind w:left="400" w:hanging="400"/>
+        <w:jc w:val="both"/>
+      </w:pPr>
+      <w:r>
+        <w:rPr>
+          <w:rFonts w:ascii="맑은 고딕" w:cs="맑은 고딕" w:eastAsia="맑은 고딕" w:hAnsi="맑은 고딕"/>
+          <w:sz w:val="20"/>
+          <w:szCs w:val="20"/>
+        </w:rPr>
+        <w:t xml:space="preserve">(2) </w:t>
+      </w:r>
+      <w:r>
+        <w:rPr>
+          <w:rFonts w:ascii="맑은 고딕" w:cs="맑은 고딕" w:eastAsia="맑은 고딕" w:hAnsi="맑은 고딕"/>
+          <w:sz w:val="20"/>
+          <w:szCs w:val="20"/>
+        </w:rPr>
+        <w:t xml:space="preserve">매매계약서, 감정평가서, 잔금 입금내역, 취득·양도 비용 증빙, 푸르지오 전입 및 거주 자료(주민등록초본, 관리비·공과금 내역 등)는 향후 소명에 대비하여 보관해 주시기 바랍니다.</w:t>
+      </w:r>
+    </w:p>
+    <w:p>
+      <w:pPr>
+        <w:spacing w:after="80" w:before="280" w:line="288"/>
+        <w:jc w:val="both"/>
+      </w:pPr>
+      <w:r>
+        <w:rPr>
+          <w:rFonts w:ascii="맑은 고딕" w:cs="맑은 고딕" w:eastAsia="맑은 고딕" w:hAnsi="맑은 고딕"/>
+          <w:sz w:val="20"/>
+          <w:szCs w:val="20"/>
+        </w:rPr>
         <w:t xml:space="preserve">위 내용을 확인하신 후, 이 메일에 "확인하였음"이라고 회신해 주시기 바랍니다.</w:t>
       </w:r>
     </w:p>
@@ -1472,8 +1304,6 @@
       <w:r>
         <w:rPr>
           <w:rFonts w:ascii="맑은 고딕" w:cs="맑은 고딕" w:eastAsia="맑은 고딕" w:hAnsi="맑은 고딕"/>
-          <w:b w:val="false"/>
-          <w:bCs w:val="false"/>
           <w:sz w:val="21"/>
           <w:szCs w:val="21"/>
         </w:rPr>
@@ -1488,8 +1318,6 @@
       <w:r>
         <w:rPr>
           <w:rFonts w:ascii="맑은 고딕" w:cs="맑은 고딕" w:eastAsia="맑은 고딕" w:hAnsi="맑은 고딕"/>
-          <w:b/>
-          <w:bCs/>
           <w:sz w:val="20"/>
           <w:szCs w:val="20"/>
         </w:rPr>

--- a/cases/사실관계확인_사후관리_안내문.docx
+++ b/cases/사실관계확인_사후관리_안내문.docx
@@ -473,7 +473,7 @@
           <w:sz w:val="20"/>
           <w:szCs w:val="20"/>
         </w:rPr>
-        <w:t xml:space="preserve">음성 푸르지오 센터피크 204동 1004호는 2022.08.20 분양계약, 2025.07.18 완공(소유권보존등기), 2025.09.16 취득(소유권이전등기)하였으며, 현재 제3자에게 월세로 임대 중입니다.</w:t>
+        <w:t xml:space="preserve">음성 푸르지오 센터피크 204동 1004호는 2022.08.20 분양계약, 2025.06.02 완공(사용승인), 2025.09.16 취득(소유권이전등기)하였으며, 현재 제3자에게 월세로 임대 중입니다.</w:t>
       </w:r>
     </w:p>
     <w:p>
@@ -1149,7 +1149,7 @@
           <w:sz w:val="20"/>
           <w:szCs w:val="20"/>
         </w:rPr>
-        <w:t xml:space="preserve">음성 푸르지오 센터피크가 완공된 날(2025.07.18)부터 3년 이내, 즉 2028.07.17까지 세대 전원이 푸르지오로 전입하여 이사하고, 그 후 1년 이상 계속 거주하셔야 합니다.</w:t>
+        <w:t xml:space="preserve">음성 푸르지오 센터피크가 완공된 날(사용승인일 2025.06.02)부터 3년 이내, 즉 2028.06.01까지 세대 전원이 푸르지오로 전입하여 이사하고, 그 후 1년 이상 계속 거주하셔야 합니다.</w:t>
       </w:r>
     </w:p>
     <w:p>
@@ -1218,7 +1218,7 @@
           <w:sz w:val="20"/>
           <w:szCs w:val="20"/>
         </w:rPr>
-        <w:t xml:space="preserve">2028.07.17 전에 다른 주택을 새로 취득하시거나, 세대원 구성이 바뀌거나, 푸르지오 입주 계획이 달라지는 경우에는 실행 전에 반드시 세무대리인과 상의해 주시기 바랍니다.</w:t>
+        <w:t xml:space="preserve">2028.06.01 전에 다른 주택을 새로 취득하시거나, 세대원 구성이 바뀌거나, 푸르지오 입주 계획이 달라지는 경우에는 실행 전에 반드시 세무대리인과 상의해 주시기 바랍니다.</w:t>
       </w:r>
     </w:p>
     <w:p>
